--- a/lci_esot3_aca.docx
+++ b/lci_esot3_aca.docx
@@ -3537,13 +3537,23 @@
       </w:r>
     </w:p>
     <w:bookmarkEnd w:id="64"/>
-    <w:bookmarkStart w:id="65" w:name="jejunostomy-typical-regimen"/>
-    <w:p>
-      <w:pPr>
-        <w:pStyle w:val="Heading2"/>
-      </w:pPr>
-      <w:r>
-        <w:t xml:space="preserve">57 Jejunostomy Typical Regimen</w:t>
+    <w:bookmarkStart w:id="65" w:name="jejunostomy-feeding-pump"/>
+    <w:p>
+      <w:pPr>
+        <w:pStyle w:val="Heading2"/>
+      </w:pPr>
+      <w:r>
+        <w:t xml:space="preserve">57 Jejunostomy Feeding Pump</w:t>
+      </w:r>
+    </w:p>
+    <w:bookmarkEnd w:id="65"/>
+    <w:bookmarkStart w:id="66" w:name="jejunostomy-typical-regimen"/>
+    <w:p>
+      <w:pPr>
+        <w:pStyle w:val="Heading2"/>
+      </w:pPr>
+      <w:r>
+        <w:t xml:space="preserve">58 Jejunostomy Typical Regimen</w:t>
       </w:r>
     </w:p>
     <w:p>
@@ -3602,14 +3612,14 @@
         <w:t xml:space="preserve">Hospital nurses will teach use of the feeding tube</w:t>
       </w:r>
     </w:p>
-    <w:bookmarkEnd w:id="65"/>
-    <w:bookmarkStart w:id="66" w:name="jejunostomy-feeds-with-diabetes"/>
-    <w:p>
-      <w:pPr>
-        <w:pStyle w:val="Heading2"/>
-      </w:pPr>
-      <w:r>
-        <w:t xml:space="preserve">58 Jejunostomy Feeds with Diabetes</w:t>
+    <w:bookmarkEnd w:id="66"/>
+    <w:bookmarkStart w:id="67" w:name="jejunostomy-feeds-with-diabetes"/>
+    <w:p>
+      <w:pPr>
+        <w:pStyle w:val="Heading2"/>
+      </w:pPr>
+      <w:r>
+        <w:t xml:space="preserve">59 Jejunostomy Feeds with Diabetes</w:t>
       </w:r>
     </w:p>
     <w:p>
@@ -3688,17 +3698,17 @@
         <w:t xml:space="preserve">No insulin if tube feedings are not run</w:t>
       </w:r>
     </w:p>
-    <w:bookmarkEnd w:id="66"/>
-    <w:bookmarkStart w:id="67" w:name="jejunostomy-video"/>
-    <w:p>
-      <w:pPr>
-        <w:pStyle w:val="Heading2"/>
-      </w:pPr>
-      <w:r>
-        <w:t xml:space="preserve">59 Jejunostomy Video</w:t>
-      </w:r>
-    </w:p>
     <w:bookmarkEnd w:id="67"/>
+    <w:bookmarkStart w:id="68" w:name="jejunostomy-video"/>
+    <w:p>
+      <w:pPr>
+        <w:pStyle w:val="Heading2"/>
+      </w:pPr>
+      <w:r>
+        <w:t xml:space="preserve">60 Jejunostomy Video</w:t>
+      </w:r>
+    </w:p>
+    <w:bookmarkEnd w:id="68"/>
     <w:sectPr>
       <w:footnotePr>
         <w:numRestart w:val="eachSect"/>
